--- a/mode_docx_nc/pmi_lodzt/template.docx
+++ b/mode_docx_nc/pmi_lodzt/template.docx
@@ -412,8 +412,6 @@
         <w:t>СОДЕРЖАНИЕ</w:t>
       </w:r>
     </w:p>
-    <w:bookmarkStart w:id="0" w:name="_GoBack"/>
-    <w:bookmarkEnd w:id="0"/>
     <w:p>
       <w:pPr>
         <w:pStyle w:val="12"/>
@@ -438,7 +436,7 @@
       <w:r>
         <w:fldChar w:fldCharType="separate"/>
       </w:r>
-      <w:hyperlink w:anchor="_Toc204068124" w:history="1">
+      <w:hyperlink w:anchor="_Toc204172327" w:history="1">
         <w:r>
           <w:rPr>
             <w:rStyle w:val="af4"/>
@@ -482,7 +480,7 @@
             <w:noProof/>
             <w:webHidden/>
           </w:rPr>
-          <w:instrText xml:space="preserve"> PAGEREF _Toc204068124 \h </w:instrText>
+          <w:instrText xml:space="preserve"> PAGEREF _Toc204172327 \h </w:instrText>
         </w:r>
         <w:r>
           <w:rPr>
@@ -524,7 +522,7 @@
           <w:lang w:val="en-US"/>
         </w:rPr>
       </w:pPr>
-      <w:hyperlink w:anchor="_Toc204068125" w:history="1">
+      <w:hyperlink w:anchor="_Toc204172328" w:history="1">
         <w:r>
           <w:rPr>
             <w:rStyle w:val="af4"/>
@@ -551,7 +549,7 @@
             <w:noProof/>
             <w:webHidden/>
           </w:rPr>
-          <w:instrText xml:space="preserve"> PAGEREF _Toc204068125 \h </w:instrText>
+          <w:instrText xml:space="preserve"> PAGEREF _Toc204172328 \h </w:instrText>
         </w:r>
         <w:r>
           <w:rPr>
@@ -593,7 +591,7 @@
           <w:lang w:val="en-US"/>
         </w:rPr>
       </w:pPr>
-      <w:hyperlink w:anchor="_Toc204068126" w:history="1">
+      <w:hyperlink w:anchor="_Toc204172329" w:history="1">
         <w:r>
           <w:rPr>
             <w:rStyle w:val="af4"/>
@@ -620,7 +618,7 @@
             <w:noProof/>
             <w:webHidden/>
           </w:rPr>
-          <w:instrText xml:space="preserve"> PAGEREF _Toc204068126 \h </w:instrText>
+          <w:instrText xml:space="preserve"> PAGEREF _Toc204172329 \h </w:instrText>
         </w:r>
         <w:r>
           <w:rPr>
@@ -662,7 +660,7 @@
           <w:lang w:val="en-US"/>
         </w:rPr>
       </w:pPr>
-      <w:hyperlink w:anchor="_Toc204068127" w:history="1">
+      <w:hyperlink w:anchor="_Toc204172330" w:history="1">
         <w:r>
           <w:rPr>
             <w:rStyle w:val="af4"/>
@@ -689,7 +687,7 @@
             <w:noProof/>
             <w:webHidden/>
           </w:rPr>
-          <w:instrText xml:space="preserve"> PAGEREF _Toc204068127 \h </w:instrText>
+          <w:instrText xml:space="preserve"> PAGEREF _Toc204172330 \h </w:instrText>
         </w:r>
         <w:r>
           <w:rPr>
@@ -731,7 +729,7 @@
           <w:lang w:val="en-US"/>
         </w:rPr>
       </w:pPr>
-      <w:hyperlink w:anchor="_Toc204068128" w:history="1">
+      <w:hyperlink w:anchor="_Toc204172331" w:history="1">
         <w:r>
           <w:rPr>
             <w:rStyle w:val="af4"/>
@@ -758,7 +756,7 @@
             <w:noProof/>
             <w:webHidden/>
           </w:rPr>
-          <w:instrText xml:space="preserve"> PAGEREF _Toc204068128 \h </w:instrText>
+          <w:instrText xml:space="preserve"> PAGEREF _Toc204172331 \h </w:instrText>
         </w:r>
         <w:r>
           <w:rPr>
@@ -800,7 +798,7 @@
           <w:lang w:val="en-US"/>
         </w:rPr>
       </w:pPr>
-      <w:hyperlink w:anchor="_Toc204068129" w:history="1">
+      <w:hyperlink w:anchor="_Toc204172332" w:history="1">
         <w:r>
           <w:rPr>
             <w:rStyle w:val="af4"/>
@@ -827,7 +825,7 @@
             <w:noProof/>
             <w:webHidden/>
           </w:rPr>
-          <w:instrText xml:space="preserve"> PAGEREF _Toc204068129 \h </w:instrText>
+          <w:instrText xml:space="preserve"> PAGEREF _Toc204172332 \h </w:instrText>
         </w:r>
         <w:r>
           <w:rPr>
@@ -869,7 +867,7 @@
           <w:lang w:val="en-US"/>
         </w:rPr>
       </w:pPr>
-      <w:hyperlink w:anchor="_Toc204068130" w:history="1">
+      <w:hyperlink w:anchor="_Toc204172333" w:history="1">
         <w:r>
           <w:rPr>
             <w:rStyle w:val="af4"/>
@@ -896,7 +894,7 @@
             <w:noProof/>
             <w:webHidden/>
           </w:rPr>
-          <w:instrText xml:space="preserve"> PAGEREF _Toc204068130 \h </w:instrText>
+          <w:instrText xml:space="preserve"> PAGEREF _Toc204172333 \h </w:instrText>
         </w:r>
         <w:r>
           <w:rPr>
@@ -938,7 +936,7 @@
           <w:lang w:val="en-US"/>
         </w:rPr>
       </w:pPr>
-      <w:hyperlink w:anchor="_Toc204068131" w:history="1">
+      <w:hyperlink w:anchor="_Toc204172334" w:history="1">
         <w:r>
           <w:rPr>
             <w:rStyle w:val="af4"/>
@@ -965,7 +963,7 @@
             <w:noProof/>
             <w:webHidden/>
           </w:rPr>
-          <w:instrText xml:space="preserve"> PAGEREF _Toc204068131 \h </w:instrText>
+          <w:instrText xml:space="preserve"> PAGEREF _Toc204172334 \h </w:instrText>
         </w:r>
         <w:r>
           <w:rPr>
@@ -1011,7 +1009,7 @@
           <w:lang w:val="en-US"/>
         </w:rPr>
       </w:pPr>
-      <w:hyperlink w:anchor="_Toc204068132" w:history="1">
+      <w:hyperlink w:anchor="_Toc204172335" w:history="1">
         <w:r>
           <w:rPr>
             <w:rStyle w:val="af4"/>
@@ -1055,7 +1053,7 @@
             <w:noProof/>
             <w:webHidden/>
           </w:rPr>
-          <w:instrText xml:space="preserve"> PAGEREF _Toc204068132 \h </w:instrText>
+          <w:instrText xml:space="preserve"> PAGEREF _Toc204172335 \h </w:instrText>
         </w:r>
         <w:r>
           <w:rPr>
@@ -1097,7 +1095,7 @@
           <w:lang w:val="en-US"/>
         </w:rPr>
       </w:pPr>
-      <w:hyperlink w:anchor="_Toc204068133" w:history="1">
+      <w:hyperlink w:anchor="_Toc204172336" w:history="1">
         <w:r>
           <w:rPr>
             <w:rStyle w:val="af4"/>
@@ -1124,7 +1122,7 @@
             <w:noProof/>
             <w:webHidden/>
           </w:rPr>
-          <w:instrText xml:space="preserve"> PAGEREF _Toc204068133 \h </w:instrText>
+          <w:instrText xml:space="preserve"> PAGEREF _Toc204172336 \h </w:instrText>
         </w:r>
         <w:r>
           <w:rPr>
@@ -1166,7 +1164,7 @@
           <w:lang w:val="en-US"/>
         </w:rPr>
       </w:pPr>
-      <w:hyperlink w:anchor="_Toc204068134" w:history="1">
+      <w:hyperlink w:anchor="_Toc204172337" w:history="1">
         <w:r>
           <w:rPr>
             <w:rStyle w:val="af4"/>
@@ -1193,7 +1191,7 @@
             <w:noProof/>
             <w:webHidden/>
           </w:rPr>
-          <w:instrText xml:space="preserve"> PAGEREF _Toc204068134 \h </w:instrText>
+          <w:instrText xml:space="preserve"> PAGEREF _Toc204172337 \h </w:instrText>
         </w:r>
         <w:r>
           <w:rPr>
@@ -1235,7 +1233,7 @@
           <w:lang w:val="en-US"/>
         </w:rPr>
       </w:pPr>
-      <w:hyperlink w:anchor="_Toc204068135" w:history="1">
+      <w:hyperlink w:anchor="_Toc204172338" w:history="1">
         <w:r>
           <w:rPr>
             <w:rStyle w:val="af4"/>
@@ -1262,7 +1260,7 @@
             <w:noProof/>
             <w:webHidden/>
           </w:rPr>
-          <w:instrText xml:space="preserve"> PAGEREF _Toc204068135 \h </w:instrText>
+          <w:instrText xml:space="preserve"> PAGEREF _Toc204172338 \h </w:instrText>
         </w:r>
         <w:r>
           <w:rPr>
@@ -1304,7 +1302,7 @@
           <w:lang w:val="en-US"/>
         </w:rPr>
       </w:pPr>
-      <w:hyperlink w:anchor="_Toc204068136" w:history="1">
+      <w:hyperlink w:anchor="_Toc204172339" w:history="1">
         <w:r>
           <w:rPr>
             <w:rStyle w:val="af4"/>
@@ -1331,7 +1329,7 @@
             <w:noProof/>
             <w:webHidden/>
           </w:rPr>
-          <w:instrText xml:space="preserve"> PAGEREF _Toc204068136 \h </w:instrText>
+          <w:instrText xml:space="preserve"> PAGEREF _Toc204172339 \h </w:instrText>
         </w:r>
         <w:r>
           <w:rPr>
@@ -1412,28 +1410,34 @@
         <w:lastRenderedPageBreak/>
         <w:tab/>
       </w:r>
-      <w:bookmarkStart w:id="1" w:name="_Toc204068124"/>
+      <w:bookmarkStart w:id="0" w:name="_Toc204172327"/>
       <w:r>
         <w:t>ОБЩИЕ СВЕДЕНИЯ</w:t>
       </w:r>
-      <w:bookmarkEnd w:id="1"/>
+      <w:bookmarkEnd w:id="0"/>
     </w:p>
     <w:p>
       <w:pPr>
         <w:pStyle w:val="2"/>
       </w:pPr>
-      <w:bookmarkStart w:id="2" w:name="_Toc204068125"/>
+      <w:bookmarkStart w:id="1" w:name="_Toc204172328"/>
       <w:r>
         <w:t>Цель проведения испытаний</w:t>
       </w:r>
-      <w:bookmarkEnd w:id="2"/>
+      <w:bookmarkEnd w:id="1"/>
     </w:p>
     <w:p>
       <w:pPr>
         <w:pStyle w:val="a5"/>
       </w:pPr>
       <w:r>
-        <w:t xml:space="preserve">Проверка и подтверждение соответствия взаимосвязей функциональных блоков устройства ЮНИТ-М300-ДЗТ2 согласованной функциональной схеме устройства (далее ФСУ) версии 2.1 в части </w:t>
+        <w:t xml:space="preserve">Проверка и подтверждение соответствия взаимосвязей функциональных блоков устройства ЮНИТ-М300-ДЗТ2 согласованной функциональной схеме устройства (далее ФСУ) версии </w:t>
+      </w:r>
+      <w:r>
+        <w:t>___</w:t>
+      </w:r>
+      <w:r>
+        <w:t xml:space="preserve"> в части </w:t>
       </w:r>
       <w:r>
         <w:t>ЛО и УРОВ</w:t>
@@ -1446,14 +1450,14 @@
       <w:pPr>
         <w:pStyle w:val="2"/>
       </w:pPr>
-      <w:bookmarkStart w:id="3" w:name="_Toc204068126"/>
+      <w:bookmarkStart w:id="2" w:name="_Toc204172329"/>
       <w:r>
         <w:t>Место</w:t>
       </w:r>
       <w:r>
         <w:t xml:space="preserve"> проведения испытаний</w:t>
       </w:r>
-      <w:bookmarkEnd w:id="3"/>
+      <w:bookmarkEnd w:id="2"/>
     </w:p>
     <w:tbl>
       <w:tblPr>
@@ -1575,9 +1579,8 @@
             <w:r>
               <w:rPr>
                 <w:szCs w:val="24"/>
-                <w:highlight w:val="yellow"/>
-              </w:rPr>
-              <w:t>111024</w:t>
+              </w:rPr>
+              <w:t>153040</w:t>
             </w:r>
             <w:r>
               <w:rPr>
@@ -1593,11 +1596,11 @@
       <w:pPr>
         <w:pStyle w:val="2"/>
       </w:pPr>
-      <w:bookmarkStart w:id="4" w:name="_Toc204068127"/>
+      <w:bookmarkStart w:id="3" w:name="_Toc204172330"/>
       <w:r>
         <w:t>Информация об объекте испытаний</w:t>
       </w:r>
-      <w:bookmarkEnd w:id="4"/>
+      <w:bookmarkEnd w:id="3"/>
     </w:p>
     <w:p>
       <w:pPr>
@@ -1653,7 +1656,6 @@
           </w:tcPr>
           <w:p>
             <w:pPr>
-              <w:jc w:val="left"/>
               <w:rPr>
                 <w:b/>
               </w:rPr>
@@ -1672,7 +1674,6 @@
           </w:tcPr>
           <w:p>
             <w:pPr>
-              <w:jc w:val="left"/>
               <w:rPr>
                 <w:b/>
               </w:rPr>
@@ -1691,7 +1692,6 @@
           </w:tcPr>
           <w:p>
             <w:pPr>
-              <w:jc w:val="left"/>
               <w:rPr>
                 <w:b/>
               </w:rPr>
@@ -1718,18 +1718,41 @@
               <w:jc w:val="left"/>
             </w:pPr>
             <w:r>
-              <w:t>Микропроцессорное устройство защиты отходящей линии «ЮНИТ-М300-ДЗТ2»,</w:t>
+              <w:t xml:space="preserve">Наименование: </w:t>
+            </w:r>
+            <w:r>
+              <w:rPr>
+                <w:i/>
+              </w:rPr>
+              <w:t xml:space="preserve">Микропроцессорное устройство защиты </w:t>
+            </w:r>
+            <w:r>
+              <w:rPr>
+                <w:i/>
+              </w:rPr>
+              <w:t>защиты и автоматики трансформатора</w:t>
+            </w:r>
+            <w:r>
+              <w:rPr>
+                <w:i/>
+              </w:rPr>
+              <w:t xml:space="preserve"> «ЮНИТ-М300-Т»</w:t>
             </w:r>
           </w:p>
           <w:p>
             <w:pPr>
               <w:jc w:val="left"/>
             </w:pPr>
-            <w:r>
-              <w:rPr>
-                <w:highlight w:val="yellow"/>
-              </w:rPr>
-              <w:t>Модель ЮНИТ-М314-Т2-Р02с-B021-В021-В001-К001-К003-M046-5400-x-C02.00,</w:t>
+            <w:proofErr w:type="gramStart"/>
+            <w:r>
+              <w:t>Модель:</w:t>
+            </w:r>
+            <w:r>
+              <w:t>_</w:t>
+            </w:r>
+            <w:proofErr w:type="gramEnd"/>
+            <w:r>
+              <w:t>_______________________________</w:t>
             </w:r>
           </w:p>
           <w:p>
@@ -1737,13 +1760,18 @@
               <w:jc w:val="left"/>
             </w:pPr>
             <w:r>
-              <w:t xml:space="preserve">ПО версия </w:t>
-            </w:r>
-            <w:r>
-              <w:rPr>
-                <w:highlight w:val="yellow"/>
-              </w:rPr>
-              <w:t>ХХ</w:t>
+              <w:t>_______________________________________</w:t>
+            </w:r>
+          </w:p>
+          <w:p>
+            <w:pPr>
+              <w:jc w:val="left"/>
+            </w:pPr>
+            <w:r>
+              <w:t>Версия ПО:</w:t>
+            </w:r>
+            <w:r>
+              <w:t xml:space="preserve"> _________</w:t>
             </w:r>
           </w:p>
         </w:tc>
@@ -1822,7 +1850,6 @@
           </w:tcPr>
           <w:p>
             <w:pPr>
-              <w:jc w:val="left"/>
               <w:rPr>
                 <w:b/>
               </w:rPr>
@@ -1841,7 +1868,6 @@
           </w:tcPr>
           <w:p>
             <w:pPr>
-              <w:jc w:val="left"/>
               <w:rPr>
                 <w:b/>
               </w:rPr>
@@ -1860,7 +1886,6 @@
           </w:tcPr>
           <w:p>
             <w:pPr>
-              <w:jc w:val="left"/>
               <w:rPr>
                 <w:b/>
               </w:rPr>
@@ -1876,22 +1901,13 @@
       </w:tr>
       <w:tr>
         <w:trPr>
+          <w:trHeight w:val="1312"/>
           <w:jc w:val="left"/>
         </w:trPr>
         <w:tc>
           <w:tcPr>
             <w:tcW w:w="4815" w:type="dxa"/>
           </w:tcPr>
-          <w:p>
-            <w:pPr>
-              <w:jc w:val="left"/>
-            </w:pPr>
-          </w:p>
-          <w:p>
-            <w:pPr>
-              <w:jc w:val="left"/>
-            </w:pPr>
-          </w:p>
           <w:p>
             <w:pPr>
               <w:jc w:val="left"/>
@@ -1931,9 +1947,33 @@
       <w:pPr>
         <w:pStyle w:val="2"/>
       </w:pPr>
-      <w:bookmarkStart w:id="5" w:name="_Toc204068128"/>
+      <w:bookmarkStart w:id="4" w:name="_Toc204172331"/>
       <w:r>
         <w:t>Период проведения испытаний</w:t>
+      </w:r>
+      <w:bookmarkEnd w:id="4"/>
+    </w:p>
+    <w:p>
+      <w:pPr>
+        <w:pStyle w:val="a5"/>
+      </w:pPr>
+      <w:r>
+        <w:t>Дата проведения испытаний:</w:t>
+      </w:r>
+      <w:r>
+        <w:tab/>
+      </w:r>
+      <w:r>
+        <w:t>_____________________________</w:t>
+      </w:r>
+    </w:p>
+    <w:p>
+      <w:pPr>
+        <w:pStyle w:val="2"/>
+      </w:pPr>
+      <w:bookmarkStart w:id="5" w:name="_Toc204172332"/>
+      <w:r>
+        <w:t>Условия проведения испытаний и измерений</w:t>
       </w:r>
       <w:bookmarkEnd w:id="5"/>
     </w:p>
@@ -1942,45 +1982,18 @@
         <w:pStyle w:val="a5"/>
       </w:pPr>
       <w:r>
-        <w:t>Дата проведения испытаний:</w:t>
-      </w:r>
-      <w:r>
-        <w:tab/>
-      </w:r>
-      <w:r>
-        <w:rPr>
-          <w:highlight w:val="yellow"/>
-        </w:rPr>
-        <w:t>15.09.2025 - 17.10.2025</w:t>
+        <w:t>Испытания проводились при нормальных климатических условиях (температура воздуха 20±5 ºС, относительная влажность до 80%).</w:t>
       </w:r>
     </w:p>
     <w:p>
       <w:pPr>
         <w:pStyle w:val="2"/>
       </w:pPr>
-      <w:bookmarkStart w:id="6" w:name="_Toc204068129"/>
-      <w:r>
-        <w:t>Условия проведения испытаний и измерений</w:t>
+      <w:bookmarkStart w:id="6" w:name="_Toc204172333"/>
+      <w:r>
+        <w:t>Нормативная документация</w:t>
       </w:r>
       <w:bookmarkEnd w:id="6"/>
-    </w:p>
-    <w:p>
-      <w:pPr>
-        <w:pStyle w:val="a5"/>
-      </w:pPr>
-      <w:r>
-        <w:t>Испытания проводились при нормальных климатических условиях (температура воздуха 20±5 ºС, относительная влажность до 80%).</w:t>
-      </w:r>
-    </w:p>
-    <w:p>
-      <w:pPr>
-        <w:pStyle w:val="2"/>
-      </w:pPr>
-      <w:bookmarkStart w:id="7" w:name="_Toc204068130"/>
-      <w:r>
-        <w:t>Нормативная документация</w:t>
-      </w:r>
-      <w:bookmarkEnd w:id="7"/>
     </w:p>
     <w:p>
       <w:pPr>
@@ -2008,11 +2021,11 @@
       <w:pPr>
         <w:pStyle w:val="2"/>
       </w:pPr>
-      <w:bookmarkStart w:id="8" w:name="_Toc204068131"/>
+      <w:bookmarkStart w:id="7" w:name="_Toc204172334"/>
       <w:r>
         <w:t>Перечень используемых средств измерений (СИ), испытательного оборудования (ИО) и вспомогательного оборудования (ВО)</w:t>
       </w:r>
-      <w:bookmarkEnd w:id="8"/>
+      <w:bookmarkEnd w:id="7"/>
     </w:p>
     <w:p>
       <w:pPr>
@@ -3414,18 +3427,18 @@
       <w:pPr>
         <w:pStyle w:val="1"/>
       </w:pPr>
-      <w:bookmarkStart w:id="9" w:name="_Toc204068132"/>
+      <w:bookmarkStart w:id="8" w:name="_Toc204172335"/>
       <w:r>
         <w:lastRenderedPageBreak/>
         <w:t>ПРОГРАММА ПРОВЕДЕНИЯ ИСПЫТАНИЙ</w:t>
       </w:r>
-      <w:bookmarkEnd w:id="9"/>
+      <w:bookmarkEnd w:id="8"/>
     </w:p>
     <w:p>
       <w:pPr>
         <w:pStyle w:val="2"/>
       </w:pPr>
-      <w:bookmarkStart w:id="10" w:name="_Toc204068133"/>
+      <w:bookmarkStart w:id="9" w:name="_Toc204172336"/>
       <w:r>
         <w:t>Цел</w:t>
       </w:r>
@@ -3435,7 +3448,7 @@
       <w:r>
         <w:t xml:space="preserve"> испытаний</w:t>
       </w:r>
-      <w:bookmarkEnd w:id="10"/>
+      <w:bookmarkEnd w:id="9"/>
     </w:p>
     <w:p>
       <w:pPr>
@@ -3474,18 +3487,48 @@
     </w:p>
     <w:p>
       <w:pPr>
+        <w:pStyle w:val="a5"/>
+      </w:pPr>
+      <w:r>
+        <w:t>2.1.2 В приложении к данному протоколу (</w:t>
+      </w:r>
+      <w:r>
+        <w:rPr>
+          <w:highlight w:val="yellow"/>
+        </w:rPr>
+        <w:t xml:space="preserve">см. </w:t>
+      </w:r>
+      <w:proofErr w:type="gramStart"/>
+      <w:r>
+        <w:rPr>
+          <w:highlight w:val="yellow"/>
+        </w:rPr>
+        <w:t>фай</w:t>
+      </w:r>
+      <w:r>
+        <w:t>л )</w:t>
+      </w:r>
+      <w:proofErr w:type="gramEnd"/>
+      <w:r>
+        <w:t xml:space="preserve"> приведены выставляемые уставки и параметры для каждого режима.</w:t>
+      </w:r>
+    </w:p>
+    <w:p>
+      <w:pPr>
         <w:pStyle w:val="2"/>
       </w:pPr>
-      <w:bookmarkStart w:id="11" w:name="_Toc198633114"/>
-      <w:bookmarkStart w:id="12" w:name="_Toc204068134"/>
+      <w:bookmarkStart w:id="10" w:name="_Toc198633114"/>
+      <w:bookmarkStart w:id="11" w:name="_Toc204172337"/>
+      <w:bookmarkStart w:id="12" w:name="_GoBack"/>
+      <w:bookmarkEnd w:id="12"/>
       <w:r>
         <w:t>Подключение испытатель</w:t>
       </w:r>
       <w:r>
         <w:t>ной установки к устройству</w:t>
       </w:r>
+      <w:bookmarkEnd w:id="10"/>
       <w:bookmarkEnd w:id="11"/>
-      <w:bookmarkEnd w:id="12"/>
     </w:p>
     <w:p>
       <w:pPr>
@@ -3583,10 +3626,10 @@
             <v:path o:extrusionok="f" gradientshapeok="t" o:connecttype="rect"/>
             <o:lock v:ext="edit" aspectratio="t"/>
           </v:shapetype>
-          <v:shape id="_x0000_i1025" type="#_x0000_t75" style="width:393.8pt;height:297.4pt" o:ole="">
+          <v:shape id="_x0000_i1025" type="#_x0000_t75" style="width:394pt;height:297.5pt" o:ole="">
             <v:imagedata r:id="rId10" o:title=""/>
           </v:shape>
-          <o:OLEObject Type="Embed" ProgID="Acrobat.Document.DC" ShapeID="_x0000_i1025" DrawAspect="Content" ObjectID="_1814680872" r:id="rId11"/>
+          <o:OLEObject Type="Embed" ProgID="Acrobat.Document.DC" ShapeID="_x0000_i1025" DrawAspect="Content" ObjectID="_1814785209" r:id="rId11"/>
         </w:object>
       </w:r>
     </w:p>
@@ -3630,10 +3673,10 @@
       </w:pPr>
       <w:r>
         <w:object w:dxaOrig="14400" w:dyaOrig="18285">
-          <v:shape id="_x0000_i1026" type="#_x0000_t75" style="width:395.05pt;height:502.1pt" o:ole="">
+          <v:shape id="_x0000_i1026" type="#_x0000_t75" style="width:395.5pt;height:502pt" o:ole="">
             <v:imagedata r:id="rId12" o:title=""/>
           </v:shape>
-          <o:OLEObject Type="Embed" ProgID="Acrobat.Document.DC" ShapeID="_x0000_i1026" DrawAspect="Content" ObjectID="_1814680873" r:id="rId13"/>
+          <o:OLEObject Type="Embed" ProgID="Acrobat.Document.DC" ShapeID="_x0000_i1026" DrawAspect="Content" ObjectID="_1814785210" r:id="rId13"/>
         </w:object>
       </w:r>
     </w:p>
@@ -3678,10 +3721,10 @@
       </w:pPr>
       <w:r>
         <w:object w:dxaOrig="14235" w:dyaOrig="16485">
-          <v:shape id="_x0000_i1027" type="#_x0000_t75" style="width:396.3pt;height:458.9pt" o:ole="">
+          <v:shape id="_x0000_i1027" type="#_x0000_t75" style="width:396.5pt;height:459pt" o:ole="">
             <v:imagedata r:id="rId14" o:title=""/>
           </v:shape>
-          <o:OLEObject Type="Embed" ProgID="Acrobat.Document.DC" ShapeID="_x0000_i1027" DrawAspect="Content" ObjectID="_1814680874" r:id="rId15"/>
+          <o:OLEObject Type="Embed" ProgID="Acrobat.Document.DC" ShapeID="_x0000_i1027" DrawAspect="Content" ObjectID="_1814785211" r:id="rId15"/>
         </w:object>
       </w:r>
     </w:p>
@@ -3732,7 +3775,7 @@
       <w:pPr>
         <w:pStyle w:val="2"/>
       </w:pPr>
-      <w:bookmarkStart w:id="15" w:name="_Toc204068135"/>
+      <w:bookmarkStart w:id="15" w:name="_Toc204172338"/>
       <w:r>
         <w:t>Назначение дискретных входов устройства ЮНИТ-М-300</w:t>
       </w:r>
@@ -9218,7 +9261,7 @@
       <w:pPr>
         <w:pStyle w:val="2"/>
       </w:pPr>
-      <w:bookmarkStart w:id="24" w:name="_Toc204068136"/>
+      <w:bookmarkStart w:id="24" w:name="_Toc204172339"/>
       <w:r>
         <w:t>Назначение выходных реле устройства ЮНИТ-М-300</w:t>
       </w:r>
@@ -15712,7 +15755,7 @@
             <w:rPr>
               <w:noProof/>
             </w:rPr>
-            <w:t>2</w:t>
+            <w:t>5</w:t>
           </w:r>
           <w:r>
             <w:fldChar w:fldCharType="end"/>
@@ -15720,14 +15763,27 @@
           <w:r>
             <w:t xml:space="preserve"> из </w:t>
           </w:r>
-          <w:fldSimple w:instr=" NUMPAGES ">
-            <w:r>
-              <w:rPr>
-                <w:noProof/>
-              </w:rPr>
-              <w:t>11</w:t>
-            </w:r>
-          </w:fldSimple>
+          <w:r>
+            <w:fldChar w:fldCharType="begin"/>
+          </w:r>
+          <w:r>
+            <w:instrText xml:space="preserve"> NUMPAGES </w:instrText>
+          </w:r>
+          <w:r>
+            <w:fldChar w:fldCharType="separate"/>
+          </w:r>
+          <w:r>
+            <w:rPr>
+              <w:noProof/>
+            </w:rPr>
+            <w:t>11</w:t>
+          </w:r>
+          <w:r>
+            <w:rPr>
+              <w:noProof/>
+            </w:rPr>
+            <w:fldChar w:fldCharType="end"/>
+          </w:r>
           <w:r>
             <w:t xml:space="preserve"> </w:t>
           </w:r>
@@ -17858,7 +17914,7 @@
 </file>
 
 <file path=customXml/itemProps1.xml><?xml version="1.0" encoding="utf-8"?>
-<ds:datastoreItem xmlns:ds="http://schemas.openxmlformats.org/officeDocument/2006/customXml" ds:itemID="{435E56CF-52F8-4E4E-B917-80DC3B877291}">
+<ds:datastoreItem xmlns:ds="http://schemas.openxmlformats.org/officeDocument/2006/customXml" ds:itemID="{F8D4C705-5D6C-4B74-A714-B02724EF4F05}">
   <ds:schemaRefs>
     <ds:schemaRef ds:uri="http://schemas.openxmlformats.org/officeDocument/2006/bibliography"/>
   </ds:schemaRefs>

--- a/mode_docx_nc/pmi_lodzt/template.docx
+++ b/mode_docx_nc/pmi_lodzt/template.docx
@@ -1736,7 +1736,31 @@
               <w:rPr>
                 <w:i/>
               </w:rPr>
-              <w:t xml:space="preserve"> «ЮНИТ-М300-Т»</w:t>
+              <w:t xml:space="preserve"> «ЮНИТ-М300-</w:t>
+            </w:r>
+            <w:r>
+              <w:rPr>
+                <w:i/>
+              </w:rPr>
+              <w:t>ДЗ</w:t>
+            </w:r>
+            <w:r>
+              <w:rPr>
+                <w:i/>
+              </w:rPr>
+              <w:t>Т</w:t>
+            </w:r>
+            <w:r>
+              <w:rPr>
+                <w:i/>
+              </w:rPr>
+              <w:t>2</w:t>
+            </w:r>
+            <w:r>
+              <w:rPr>
+                <w:i/>
+              </w:rPr>
+              <w:t>»</w:t>
             </w:r>
           </w:p>
           <w:p>
@@ -1745,10 +1769,7 @@
             </w:pPr>
             <w:proofErr w:type="gramStart"/>
             <w:r>
-              <w:t>Модель:</w:t>
-            </w:r>
-            <w:r>
-              <w:t>_</w:t>
+              <w:t>Модель:_</w:t>
             </w:r>
             <w:proofErr w:type="gramEnd"/>
             <w:r>
@@ -1768,10 +1789,7 @@
               <w:jc w:val="left"/>
             </w:pPr>
             <w:r>
-              <w:t>Версия ПО:</w:t>
-            </w:r>
-            <w:r>
-              <w:t xml:space="preserve"> _________</w:t>
+              <w:t>Версия ПО: _________</w:t>
             </w:r>
           </w:p>
         </w:tc>
@@ -1779,7 +1797,10 @@
           <w:tcPr>
             <w:tcW w:w="2477" w:type="dxa"/>
           </w:tcPr>
-          <w:p/>
+          <w:p>
+            <w:bookmarkStart w:id="4" w:name="_GoBack"/>
+            <w:bookmarkEnd w:id="4"/>
+          </w:p>
         </w:tc>
         <w:tc>
           <w:tcPr>
@@ -1947,33 +1968,9 @@
       <w:pPr>
         <w:pStyle w:val="2"/>
       </w:pPr>
-      <w:bookmarkStart w:id="4" w:name="_Toc204172331"/>
+      <w:bookmarkStart w:id="5" w:name="_Toc204172331"/>
       <w:r>
         <w:t>Период проведения испытаний</w:t>
-      </w:r>
-      <w:bookmarkEnd w:id="4"/>
-    </w:p>
-    <w:p>
-      <w:pPr>
-        <w:pStyle w:val="a5"/>
-      </w:pPr>
-      <w:r>
-        <w:t>Дата проведения испытаний:</w:t>
-      </w:r>
-      <w:r>
-        <w:tab/>
-      </w:r>
-      <w:r>
-        <w:t>_____________________________</w:t>
-      </w:r>
-    </w:p>
-    <w:p>
-      <w:pPr>
-        <w:pStyle w:val="2"/>
-      </w:pPr>
-      <w:bookmarkStart w:id="5" w:name="_Toc204172332"/>
-      <w:r>
-        <w:t>Условия проведения испытаний и измерений</w:t>
       </w:r>
       <w:bookmarkEnd w:id="5"/>
     </w:p>
@@ -1982,18 +1979,42 @@
         <w:pStyle w:val="a5"/>
       </w:pPr>
       <w:r>
-        <w:t>Испытания проводились при нормальных климатических условиях (температура воздуха 20±5 ºС, относительная влажность до 80%).</w:t>
+        <w:t>Дата проведения испытаний:</w:t>
+      </w:r>
+      <w:r>
+        <w:tab/>
+      </w:r>
+      <w:r>
+        <w:t>_____________________________</w:t>
       </w:r>
     </w:p>
     <w:p>
       <w:pPr>
         <w:pStyle w:val="2"/>
       </w:pPr>
-      <w:bookmarkStart w:id="6" w:name="_Toc204172333"/>
+      <w:bookmarkStart w:id="6" w:name="_Toc204172332"/>
+      <w:r>
+        <w:t>Условия проведения испытаний и измерений</w:t>
+      </w:r>
+      <w:bookmarkEnd w:id="6"/>
+    </w:p>
+    <w:p>
+      <w:pPr>
+        <w:pStyle w:val="a5"/>
+      </w:pPr>
+      <w:r>
+        <w:t>Испытания проводились при нормальных климатических условиях (температура воздуха 20±5 ºС, относительная влажность до 80%).</w:t>
+      </w:r>
+    </w:p>
+    <w:p>
+      <w:pPr>
+        <w:pStyle w:val="2"/>
+      </w:pPr>
+      <w:bookmarkStart w:id="7" w:name="_Toc204172333"/>
       <w:r>
         <w:t>Нормативная документация</w:t>
       </w:r>
-      <w:bookmarkEnd w:id="6"/>
+      <w:bookmarkEnd w:id="7"/>
     </w:p>
     <w:p>
       <w:pPr>
@@ -2021,11 +2042,11 @@
       <w:pPr>
         <w:pStyle w:val="2"/>
       </w:pPr>
-      <w:bookmarkStart w:id="7" w:name="_Toc204172334"/>
+      <w:bookmarkStart w:id="8" w:name="_Toc204172334"/>
       <w:r>
         <w:t>Перечень используемых средств измерений (СИ), испытательного оборудования (ИО) и вспомогательного оборудования (ВО)</w:t>
       </w:r>
-      <w:bookmarkEnd w:id="7"/>
+      <w:bookmarkEnd w:id="8"/>
     </w:p>
     <w:p>
       <w:pPr>
@@ -3427,18 +3448,18 @@
       <w:pPr>
         <w:pStyle w:val="1"/>
       </w:pPr>
-      <w:bookmarkStart w:id="8" w:name="_Toc204172335"/>
+      <w:bookmarkStart w:id="9" w:name="_Toc204172335"/>
       <w:r>
         <w:lastRenderedPageBreak/>
         <w:t>ПРОГРАММА ПРОВЕДЕНИЯ ИСПЫТАНИЙ</w:t>
       </w:r>
-      <w:bookmarkEnd w:id="8"/>
+      <w:bookmarkEnd w:id="9"/>
     </w:p>
     <w:p>
       <w:pPr>
         <w:pStyle w:val="2"/>
       </w:pPr>
-      <w:bookmarkStart w:id="9" w:name="_Toc204172336"/>
+      <w:bookmarkStart w:id="10" w:name="_Toc204172336"/>
       <w:r>
         <w:t>Цел</w:t>
       </w:r>
@@ -3448,7 +3469,7 @@
       <w:r>
         <w:t xml:space="preserve"> испытаний</w:t>
       </w:r>
-      <w:bookmarkEnd w:id="9"/>
+      <w:bookmarkEnd w:id="10"/>
     </w:p>
     <w:p>
       <w:pPr>
@@ -3517,18 +3538,16 @@
       <w:pPr>
         <w:pStyle w:val="2"/>
       </w:pPr>
-      <w:bookmarkStart w:id="10" w:name="_Toc198633114"/>
-      <w:bookmarkStart w:id="11" w:name="_Toc204172337"/>
-      <w:bookmarkStart w:id="12" w:name="_GoBack"/>
+      <w:bookmarkStart w:id="11" w:name="_Toc198633114"/>
+      <w:bookmarkStart w:id="12" w:name="_Toc204172337"/>
+      <w:r>
+        <w:t>Подключение испытатель</w:t>
+      </w:r>
+      <w:r>
+        <w:t>ной установки к устройству</w:t>
+      </w:r>
+      <w:bookmarkEnd w:id="11"/>
       <w:bookmarkEnd w:id="12"/>
-      <w:r>
-        <w:t>Подключение испытатель</w:t>
-      </w:r>
-      <w:r>
-        <w:t>ной установки к устройству</w:t>
-      </w:r>
-      <w:bookmarkEnd w:id="10"/>
-      <w:bookmarkEnd w:id="11"/>
     </w:p>
     <w:p>
       <w:pPr>
@@ -3626,10 +3645,10 @@
             <v:path o:extrusionok="f" gradientshapeok="t" o:connecttype="rect"/>
             <o:lock v:ext="edit" aspectratio="t"/>
           </v:shapetype>
-          <v:shape id="_x0000_i1025" type="#_x0000_t75" style="width:394pt;height:297.5pt" o:ole="">
+          <v:shape id="_x0000_i1025" type="#_x0000_t75" style="width:393.75pt;height:297.75pt" o:ole="">
             <v:imagedata r:id="rId10" o:title=""/>
           </v:shape>
-          <o:OLEObject Type="Embed" ProgID="Acrobat.Document.DC" ShapeID="_x0000_i1025" DrawAspect="Content" ObjectID="_1814785209" r:id="rId11"/>
+          <o:OLEObject Type="Embed" ProgID="Acrobat.Document.DC" ShapeID="_x0000_i1025" DrawAspect="Content" ObjectID="_1815198144" r:id="rId11"/>
         </w:object>
       </w:r>
     </w:p>
@@ -3673,10 +3692,10 @@
       </w:pPr>
       <w:r>
         <w:object w:dxaOrig="14400" w:dyaOrig="18285">
-          <v:shape id="_x0000_i1026" type="#_x0000_t75" style="width:395.5pt;height:502pt" o:ole="">
+          <v:shape id="_x0000_i1026" type="#_x0000_t75" style="width:395.25pt;height:501.75pt" o:ole="">
             <v:imagedata r:id="rId12" o:title=""/>
           </v:shape>
-          <o:OLEObject Type="Embed" ProgID="Acrobat.Document.DC" ShapeID="_x0000_i1026" DrawAspect="Content" ObjectID="_1814785210" r:id="rId13"/>
+          <o:OLEObject Type="Embed" ProgID="Acrobat.Document.DC" ShapeID="_x0000_i1026" DrawAspect="Content" ObjectID="_1815198145" r:id="rId13"/>
         </w:object>
       </w:r>
     </w:p>
@@ -3721,10 +3740,10 @@
       </w:pPr>
       <w:r>
         <w:object w:dxaOrig="14235" w:dyaOrig="16485">
-          <v:shape id="_x0000_i1027" type="#_x0000_t75" style="width:396.5pt;height:459pt" o:ole="">
+          <v:shape id="_x0000_i1027" type="#_x0000_t75" style="width:396.75pt;height:459pt" o:ole="">
             <v:imagedata r:id="rId14" o:title=""/>
           </v:shape>
-          <o:OLEObject Type="Embed" ProgID="Acrobat.Document.DC" ShapeID="_x0000_i1027" DrawAspect="Content" ObjectID="_1814785211" r:id="rId15"/>
+          <o:OLEObject Type="Embed" ProgID="Acrobat.Document.DC" ShapeID="_x0000_i1027" DrawAspect="Content" ObjectID="_1815198146" r:id="rId15"/>
         </w:object>
       </w:r>
     </w:p>
@@ -15671,14 +15690,27 @@
           <w:r>
             <w:t>/</w:t>
           </w:r>
-          <w:fldSimple w:instr=" NUMPAGES   \* MERGEFORMAT ">
-            <w:r>
-              <w:rPr>
-                <w:noProof/>
-              </w:rPr>
-              <w:t>11</w:t>
-            </w:r>
-          </w:fldSimple>
+          <w:r>
+            <w:fldChar w:fldCharType="begin"/>
+          </w:r>
+          <w:r>
+            <w:instrText xml:space="preserve"> NUMPAGES   \* MERGEFORMAT </w:instrText>
+          </w:r>
+          <w:r>
+            <w:fldChar w:fldCharType="separate"/>
+          </w:r>
+          <w:r>
+            <w:rPr>
+              <w:noProof/>
+            </w:rPr>
+            <w:t>11</w:t>
+          </w:r>
+          <w:r>
+            <w:rPr>
+              <w:noProof/>
+            </w:rPr>
+            <w:fldChar w:fldCharType="end"/>
+          </w:r>
         </w:p>
       </w:tc>
     </w:tr>
@@ -15755,7 +15787,7 @@
             <w:rPr>
               <w:noProof/>
             </w:rPr>
-            <w:t>5</w:t>
+            <w:t>11</w:t>
           </w:r>
           <w:r>
             <w:fldChar w:fldCharType="end"/>
@@ -15763,27 +15795,14 @@
           <w:r>
             <w:t xml:space="preserve"> из </w:t>
           </w:r>
-          <w:r>
-            <w:fldChar w:fldCharType="begin"/>
-          </w:r>
-          <w:r>
-            <w:instrText xml:space="preserve"> NUMPAGES </w:instrText>
-          </w:r>
-          <w:r>
-            <w:fldChar w:fldCharType="separate"/>
-          </w:r>
-          <w:r>
-            <w:rPr>
-              <w:noProof/>
-            </w:rPr>
-            <w:t>11</w:t>
-          </w:r>
-          <w:r>
-            <w:rPr>
-              <w:noProof/>
-            </w:rPr>
-            <w:fldChar w:fldCharType="end"/>
-          </w:r>
+          <w:fldSimple w:instr=" NUMPAGES ">
+            <w:r>
+              <w:rPr>
+                <w:noProof/>
+              </w:rPr>
+              <w:t>11</w:t>
+            </w:r>
+          </w:fldSimple>
           <w:r>
             <w:t xml:space="preserve"> </w:t>
           </w:r>
@@ -17914,7 +17933,7 @@
 </file>
 
 <file path=customXml/itemProps1.xml><?xml version="1.0" encoding="utf-8"?>
-<ds:datastoreItem xmlns:ds="http://schemas.openxmlformats.org/officeDocument/2006/customXml" ds:itemID="{F8D4C705-5D6C-4B74-A714-B02724EF4F05}">
+<ds:datastoreItem xmlns:ds="http://schemas.openxmlformats.org/officeDocument/2006/customXml" ds:itemID="{0CE05BD1-764E-4DED-B6A4-F7275C41ACD0}">
   <ds:schemaRefs>
     <ds:schemaRef ds:uri="http://schemas.openxmlformats.org/officeDocument/2006/bibliography"/>
   </ds:schemaRefs>
